--- a/samples/de_thi_mau_chuan.docx
+++ b/samples/de_thi_mau_chuan.docx
@@ -25,7 +25,7 @@
                 <w:i w:val="0"/>
                 <w:sz w:val="22"/>
               </w:rPr>
-              <w:t>📌 HƯỚNG DẪN ĐỊNH DẠNG ĐỀ THI TOÁN LỚP 12 ÔN THI TỐT NGHIỆP:</w:t>
+              <w:t>📌 HƯỚNG DẪN ĐỊNH DẠNG ĐỀ THI TOÁN LỚP 12 CÓ IN ĐẬM ĐÁP ÁN ĐỎ:</w:t>
             </w:r>
           </w:p>
           <w:p>
@@ -62,7 +62,7 @@
                 <w:i w:val="0"/>
                 <w:sz w:val="21"/>
               </w:rPr>
-              <w:t xml:space="preserve">• Quy tắc Đề thi &amp; Đáp án riêng biệt: </w:t>
+              <w:t xml:space="preserve">• Tự động nhận diện đáp án IN ĐẬM ĐỎ: </w:t>
             </w:r>
             <w:r>
               <w:rPr>
@@ -71,7 +71,7 @@
                 <w:i w:val="0"/>
                 <w:sz w:val="21"/>
               </w:rPr>
-              <w:t>Nội dung đề thi cho học sinh hoàn toàn sạch sẽ, không lộ đáp án. Bảng đáp án &amp; hướng dẫn chấm được đặt riêng ở cuối tài liệu.</w:t>
+              <w:t>Phần I: Phương án đúng được in đậm màu đỏ. Phần II: Các ý có (Đúng)/(Sai) in đậm đỏ. Phần III: Có dòng 'Đáp án: [số]' in đậm đỏ. Phần IV: Có 'Hướng dẫn chấm' in đậm đỏ.</w:t>
             </w:r>
           </w:p>
           <w:p>
@@ -206,9 +206,9 @@
                 <w:rFonts w:ascii="Times New Roman" w:hAnsi="Times New Roman"/>
                 <w:b/>
                 <w:i w:val="0"/>
-                <w:sz w:val="24"/>
+                <w:sz w:val="23"/>
               </w:rPr>
-              <w:t>BÀI THI: TOÁN (LỚP 12)</w:t>
+              <w:t>BÀI THI: TOÁN (LỚP 12) - ĐỀ MẪU CÓ ĐÁP ÁN ĐỎ</w:t>
               <w:br/>
             </w:r>
             <w:r>
@@ -287,7 +287,7 @@
           <w:i/>
           <w:sz w:val="24"/>
         </w:rPr>
-        <w:t>Thí sinh trả lời từ câu 1 đến câu 6. Mỗi câu hỏi thí sinh chỉ chọn một phương án.</w:t>
+        <w:t>Thí sinh trả lời từ câu 1 đến câu 6. Mỗi câu hỏi thí sinh chỉ chọn một phương án. (Đáp án đúng được in đậm màu đỏ)</w:t>
       </w:r>
     </w:p>
     <w:p>
@@ -410,6 +410,7 @@
                 <w:rFonts w:ascii="Times New Roman" w:hAnsi="Times New Roman"/>
                 <w:b/>
                 <w:i w:val="0"/>
+                <w:color w:val="DC2626"/>
                 <w:sz w:val="24"/>
               </w:rPr>
               <w:t xml:space="preserve">B. </w:t>
@@ -417,8 +418,9 @@
             <w:r>
               <w:rPr>
                 <w:rFonts w:ascii="Times New Roman" w:hAnsi="Times New Roman"/>
-                <w:b w:val="0"/>
+                <w:b/>
                 <w:i w:val="0"/>
+                <w:color w:val="DC2626"/>
                 <w:sz w:val="24"/>
               </w:rPr>
               <w:t>(2; +∞).</w:t>
@@ -590,6 +592,7 @@
                 <w:rFonts w:ascii="Times New Roman" w:hAnsi="Times New Roman"/>
                 <w:b/>
                 <w:i w:val="0"/>
+                <w:color w:val="DC2626"/>
                 <w:sz w:val="24"/>
               </w:rPr>
               <w:t xml:space="preserve">B. </w:t>
@@ -597,8 +600,9 @@
             <w:r>
               <w:rPr>
                 <w:rFonts w:ascii="Times New Roman" w:hAnsi="Times New Roman"/>
-                <w:b w:val="0"/>
+                <w:b/>
                 <w:i w:val="0"/>
+                <w:color w:val="DC2626"/>
                 <w:sz w:val="24"/>
               </w:rPr>
               <w:t>x = -1.</w:t>
@@ -770,6 +774,7 @@
                 <w:rFonts w:ascii="Times New Roman" w:hAnsi="Times New Roman"/>
                 <w:b/>
                 <w:i w:val="0"/>
+                <w:color w:val="DC2626"/>
                 <w:sz w:val="24"/>
               </w:rPr>
               <w:t xml:space="preserve">B. </w:t>
@@ -777,8 +782,9 @@
             <w:r>
               <w:rPr>
                 <w:rFonts w:ascii="Times New Roman" w:hAnsi="Times New Roman"/>
-                <w:b w:val="0"/>
+                <w:b/>
                 <w:i w:val="0"/>
+                <w:color w:val="DC2626"/>
                 <w:sz w:val="24"/>
               </w:rPr>
               <w:t>N(-1; 4).</w:t>
@@ -950,6 +956,7 @@
                 <w:rFonts w:ascii="Times New Roman" w:hAnsi="Times New Roman"/>
                 <w:b/>
                 <w:i w:val="0"/>
+                <w:color w:val="DC2626"/>
                 <w:sz w:val="24"/>
               </w:rPr>
               <w:t xml:space="preserve">B. </w:t>
@@ -957,8 +964,9 @@
             <w:r>
               <w:rPr>
                 <w:rFonts w:ascii="Times New Roman" w:hAnsi="Times New Roman"/>
-                <w:b w:val="0"/>
+                <w:b/>
                 <w:i w:val="0"/>
+                <w:color w:val="DC2626"/>
                 <w:sz w:val="24"/>
               </w:rPr>
               <w:t>F(x) = x³ + sin x + C.</w:t>
@@ -1102,6 +1110,7 @@
                 <w:rFonts w:ascii="Times New Roman" w:hAnsi="Times New Roman"/>
                 <w:b/>
                 <w:i w:val="0"/>
+                <w:color w:val="DC2626"/>
                 <w:sz w:val="24"/>
               </w:rPr>
               <w:t xml:space="preserve">A. </w:t>
@@ -1109,8 +1118,9 @@
             <w:r>
               <w:rPr>
                 <w:rFonts w:ascii="Times New Roman" w:hAnsi="Times New Roman"/>
-                <w:b w:val="0"/>
+                <w:b/>
                 <w:i w:val="0"/>
+                <w:color w:val="DC2626"/>
                 <w:sz w:val="24"/>
               </w:rPr>
               <w:t>I(1; -2; 3), R = 4.</w:t>
@@ -1318,6 +1328,7 @@
                 <w:rFonts w:ascii="Times New Roman" w:hAnsi="Times New Roman"/>
                 <w:b/>
                 <w:i w:val="0"/>
+                <w:color w:val="DC2626"/>
                 <w:sz w:val="24"/>
               </w:rPr>
               <w:t xml:space="preserve">A. </w:t>
@@ -1325,8 +1336,9 @@
             <w:r>
               <w:rPr>
                 <w:rFonts w:ascii="Times New Roman" w:hAnsi="Times New Roman"/>
-                <w:b w:val="0"/>
+                <w:b/>
                 <w:i w:val="0"/>
+                <w:color w:val="DC2626"/>
                 <w:sz w:val="24"/>
               </w:rPr>
               <w:t>u⃗ = (5; 2; 1).</w:t>
@@ -1449,7 +1461,7 @@
           <w:i/>
           <w:sz w:val="24"/>
         </w:rPr>
-        <w:t>Thí sinh trả lời từ câu 1 đến câu 2. Trong mỗi ý a), b), c), d) ở mỗi câu, thí sinh chọn Đúng hoặc Sai.</w:t>
+        <w:t>Thí sinh trả lời từ câu 1 đến câu 2. Trong mỗi ý a), b), c), d) ở mỗi câu, thí sinh chọn Đúng hoặc Sai. (Đáp án Đúng/Sai được in đậm màu đỏ)</w:t>
       </w:r>
     </w:p>
     <w:p>
@@ -1501,7 +1513,17 @@
           <w:i w:val="0"/>
           <w:sz w:val="24"/>
         </w:rPr>
-        <w:t>a) Chi phí cố định khi chưa sản xuất sản phẩm nào (x = 0) là 500 nghìn đồng.</w:t>
+        <w:t xml:space="preserve">a) Chi phí cố định khi chưa sản xuất sản phẩm nào (x = 0) là 500 nghìn đồng. </w:t>
+      </w:r>
+      <w:r>
+        <w:rPr>
+          <w:rFonts w:ascii="Times New Roman" w:hAnsi="Times New Roman"/>
+          <w:b/>
+          <w:i w:val="0"/>
+          <w:color w:val="DC2626"/>
+          <w:sz w:val="24"/>
+        </w:rPr>
+        <w:t>(Đúng)</w:t>
       </w:r>
     </w:p>
     <w:p>
@@ -1515,7 +1537,17 @@
           <w:i w:val="0"/>
           <w:sz w:val="24"/>
         </w:rPr>
-        <w:t>b) Chi phí biên tại mức sản lượng x = 10 là C'(10) = 100 nghìn đồng.</w:t>
+        <w:t xml:space="preserve">b) Chi phí biên tại mức sản lượng x = 10 là C'(10) = 100 nghìn đồng. </w:t>
+      </w:r>
+      <w:r>
+        <w:rPr>
+          <w:rFonts w:ascii="Times New Roman" w:hAnsi="Times New Roman"/>
+          <w:b/>
+          <w:i w:val="0"/>
+          <w:color w:val="DC2626"/>
+          <w:sz w:val="24"/>
+        </w:rPr>
+        <w:t>(Đúng)</w:t>
       </w:r>
     </w:p>
     <w:p>
@@ -1529,7 +1561,17 @@
           <w:i w:val="0"/>
           <w:sz w:val="24"/>
         </w:rPr>
-        <w:t>c) Chi phí sản xuất trung bình cho mỗi sản phẩm luôn giảm khi số lượng sản phẩm tăng từ 0 đến 25.</w:t>
+        <w:t xml:space="preserve">c) Chi phí sản xuất trung bình cho mỗi sản phẩm luôn giảm khi số lượng sản phẩm tăng từ 0 đến 25. </w:t>
+      </w:r>
+      <w:r>
+        <w:rPr>
+          <w:rFonts w:ascii="Times New Roman" w:hAnsi="Times New Roman"/>
+          <w:b/>
+          <w:i w:val="0"/>
+          <w:color w:val="DC2626"/>
+          <w:sz w:val="24"/>
+        </w:rPr>
+        <w:t>(Sai)</w:t>
       </w:r>
     </w:p>
     <w:p>
@@ -1543,7 +1585,17 @@
           <w:i w:val="0"/>
           <w:sz w:val="24"/>
         </w:rPr>
-        <w:t>d) Tổng chi phí sản xuất đạt giá trị nhỏ nhất khi mức sản lượng x = 20 sản phẩm.</w:t>
+        <w:t xml:space="preserve">d) Tổng chi phí sản xuất đạt giá trị nhỏ nhất khi mức sản lượng x = 20 sản phẩm. </w:t>
+      </w:r>
+      <w:r>
+        <w:rPr>
+          <w:rFonts w:ascii="Times New Roman" w:hAnsi="Times New Roman"/>
+          <w:b/>
+          <w:i w:val="0"/>
+          <w:color w:val="DC2626"/>
+          <w:sz w:val="24"/>
+        </w:rPr>
+        <w:t>(Sai)</w:t>
       </w:r>
     </w:p>
     <w:p>
@@ -1613,7 +1665,17 @@
           <w:i w:val="0"/>
           <w:sz w:val="24"/>
         </w:rPr>
-        <w:t>a) Tọa độ trọng tâm G của tam giác ABC là G(1; 1; 2).</w:t>
+        <w:t xml:space="preserve">a) Tọa độ trọng tâm G của tam giác ABC là G(1; 1; 2). </w:t>
+      </w:r>
+      <w:r>
+        <w:rPr>
+          <w:rFonts w:ascii="Times New Roman" w:hAnsi="Times New Roman"/>
+          <w:b/>
+          <w:i w:val="0"/>
+          <w:color w:val="DC2626"/>
+          <w:sz w:val="24"/>
+        </w:rPr>
+        <w:t>(Đúng)</w:t>
       </w:r>
     </w:p>
     <w:p>
@@ -1627,7 +1689,17 @@
           <w:i w:val="0"/>
           <w:sz w:val="24"/>
         </w:rPr>
-        <w:t>b) Mặt phẳng (P) có một vectơ pháp tuyến là n⃗ = (2; -1; 2).</w:t>
+        <w:t xml:space="preserve">b) Mặt phẳng (P) có một vectơ pháp tuyến là n⃗ = (2; -1; 2). </w:t>
+      </w:r>
+      <w:r>
+        <w:rPr>
+          <w:rFonts w:ascii="Times New Roman" w:hAnsi="Times New Roman"/>
+          <w:b/>
+          <w:i w:val="0"/>
+          <w:color w:val="DC2626"/>
+          <w:sz w:val="24"/>
+        </w:rPr>
+        <w:t>(Đúng)</w:t>
       </w:r>
     </w:p>
     <w:p>
@@ -1641,7 +1713,17 @@
           <w:i w:val="0"/>
           <w:sz w:val="24"/>
         </w:rPr>
-        <w:t>c) Điểm A(1; 0; 2) nằm trên mặt phẳng (P).</w:t>
+        <w:t xml:space="preserve">c) Điểm A(1; 0; 2) nằm trên mặt phẳng (P). </w:t>
+      </w:r>
+      <w:r>
+        <w:rPr>
+          <w:rFonts w:ascii="Times New Roman" w:hAnsi="Times New Roman"/>
+          <w:b/>
+          <w:i w:val="0"/>
+          <w:color w:val="DC2626"/>
+          <w:sz w:val="24"/>
+        </w:rPr>
+        <w:t>(Sai)</w:t>
       </w:r>
     </w:p>
     <w:p>
@@ -1655,7 +1737,17 @@
           <w:i w:val="0"/>
           <w:sz w:val="24"/>
         </w:rPr>
-        <w:t>d) Khoảng cách từ gốc tọa độ O đến mặt phẳng (P) bằng 1.</w:t>
+        <w:t xml:space="preserve">d) Khoảng cách từ gốc tọa độ O đến mặt phẳng (P) bằng 1. </w:t>
+      </w:r>
+      <w:r>
+        <w:rPr>
+          <w:rFonts w:ascii="Times New Roman" w:hAnsi="Times New Roman"/>
+          <w:b/>
+          <w:i w:val="0"/>
+          <w:color w:val="DC2626"/>
+          <w:sz w:val="24"/>
+        </w:rPr>
+        <w:t>(Sai)</w:t>
       </w:r>
     </w:p>
     <w:p>
@@ -1683,12 +1775,12 @@
           <w:i/>
           <w:sz w:val="24"/>
         </w:rPr>
-        <w:t>Thí sinh trả lời từ câu 1 đến câu 3. Thí sinh điền kết quả vào ô tương ứng.</w:t>
+        <w:t>Thí sinh trả lời từ câu 1 đến câu 3. Thí sinh điền kết quả vào ô tương ứng. (Đáp án được in đậm màu đỏ)</w:t>
       </w:r>
     </w:p>
     <w:p>
       <w:pPr>
-        <w:spacing w:before="60" w:after="60"/>
+        <w:spacing w:before="60" w:after="20"/>
       </w:pPr>
       <w:r>
         <w:rPr>
@@ -1727,78 +1819,34 @@
         <w:t xml:space="preserve"> trên đoạn [0; 3].</w:t>
       </w:r>
     </w:p>
-    <w:tbl>
-      <w:tblPr>
-        <w:tblW w:type="auto" w:w="0"/>
-        <w:jc w:val="left"/>
-        <w:tblLayout w:type="fixed"/>
-        <w:tblLook w:firstColumn="1" w:firstRow="1" w:lastColumn="0" w:lastRow="0" w:noHBand="0" w:noVBand="1" w:val="04A0"/>
-        <w:tblBorders>
-          <w:top w:val="none"/>
-          <w:left w:val="none"/>
-          <w:bottom w:val="none"/>
-          <w:right w:val="none"/>
-          <w:insideH w:val="none"/>
-          <w:insideV w:val="none"/>
-        </w:tblBorders>
-      </w:tblPr>
-      <w:tblGrid>
-        <w:gridCol w:w="5112"/>
-        <w:gridCol w:w="5112"/>
-      </w:tblGrid>
-      <w:tr>
-        <w:trPr>
-          <w:cantSplit/>
-        </w:trPr>
-        <w:tc>
-          <w:tcPr>
-            <w:tcW w:type="dxa" w:w="1296"/>
-          </w:tcPr>
-          <w:p>
-            <w:pPr>
-              <w:spacing w:before="40" w:after="40" w:line="276" w:lineRule="auto"/>
-            </w:pPr>
-            <w:r>
-              <w:rPr>
-                <w:rFonts w:ascii="Times New Roman" w:hAnsi="Times New Roman"/>
-                <w:b/>
-                <w:i w:val="0"/>
-                <w:sz w:val="22"/>
-              </w:rPr>
-              <w:t>Đáp án:</w:t>
-            </w:r>
-          </w:p>
-        </w:tc>
-        <w:tc>
-          <w:tcPr>
-            <w:tcW w:type="dxa" w:w="3168"/>
-            <w:tcBorders>
-              <w:top w:val="single" w:sz="8" w:space="0" w:color="4B5563"/>
-              <w:left w:val="single" w:sz="8" w:space="0" w:color="4B5563"/>
-              <w:bottom w:val="single" w:sz="8" w:space="0" w:color="4B5563"/>
-              <w:right w:val="single" w:sz="8" w:space="0" w:color="4B5563"/>
-            </w:tcBorders>
-          </w:tcPr>
-          <w:p>
-            <w:pPr>
-              <w:spacing w:before="60" w:after="60" w:line="280" w:lineRule="exact"/>
-              <w:jc w:val="center"/>
-            </w:pPr>
-            <w:r>
-              <w:rPr>
-                <w:rFonts w:ascii="Times New Roman" w:hAnsi="Times New Roman"/>
-                <w:b w:val="0"/>
-                <w:i w:val="0"/>
-                <w:sz w:val="24"/>
-              </w:rPr>
-            </w:r>
-          </w:p>
-        </w:tc>
-      </w:tr>
-    </w:tbl>
     <w:p>
       <w:pPr>
-        <w:spacing w:before="60" w:after="60"/>
+        <w:spacing w:before="20" w:after="60"/>
+      </w:pPr>
+      <w:r>
+        <w:rPr>
+          <w:rFonts w:ascii="Times New Roman" w:hAnsi="Times New Roman"/>
+          <w:b/>
+          <w:i w:val="0"/>
+          <w:color w:val="DC2626"/>
+          <w:sz w:val="24"/>
+        </w:rPr>
+        <w:t xml:space="preserve">Đáp án: </w:t>
+      </w:r>
+      <w:r>
+        <w:rPr>
+          <w:rFonts w:ascii="Times New Roman" w:hAnsi="Times New Roman"/>
+          <w:b/>
+          <w:i w:val="0"/>
+          <w:color w:val="DC2626"/>
+          <w:sz w:val="24"/>
+        </w:rPr>
+        <w:t>9</w:t>
+      </w:r>
+    </w:p>
+    <w:p>
+      <w:pPr>
+        <w:spacing w:before="60" w:after="20"/>
       </w:pPr>
       <w:r>
         <w:rPr>
@@ -1837,78 +1885,34 @@
         <w:t xml:space="preserve"> từ 0 đến 3.</w:t>
       </w:r>
     </w:p>
-    <w:tbl>
-      <w:tblPr>
-        <w:tblW w:type="auto" w:w="0"/>
-        <w:jc w:val="left"/>
-        <w:tblLayout w:type="fixed"/>
-        <w:tblLook w:firstColumn="1" w:firstRow="1" w:lastColumn="0" w:lastRow="0" w:noHBand="0" w:noVBand="1" w:val="04A0"/>
-        <w:tblBorders>
-          <w:top w:val="none"/>
-          <w:left w:val="none"/>
-          <w:bottom w:val="none"/>
-          <w:right w:val="none"/>
-          <w:insideH w:val="none"/>
-          <w:insideV w:val="none"/>
-        </w:tblBorders>
-      </w:tblPr>
-      <w:tblGrid>
-        <w:gridCol w:w="5112"/>
-        <w:gridCol w:w="5112"/>
-      </w:tblGrid>
-      <w:tr>
-        <w:trPr>
-          <w:cantSplit/>
-        </w:trPr>
-        <w:tc>
-          <w:tcPr>
-            <w:tcW w:type="dxa" w:w="1296"/>
-          </w:tcPr>
-          <w:p>
-            <w:pPr>
-              <w:spacing w:before="40" w:after="40" w:line="276" w:lineRule="auto"/>
-            </w:pPr>
-            <w:r>
-              <w:rPr>
-                <w:rFonts w:ascii="Times New Roman" w:hAnsi="Times New Roman"/>
-                <w:b/>
-                <w:i w:val="0"/>
-                <w:sz w:val="22"/>
-              </w:rPr>
-              <w:t>Đáp án:</w:t>
-            </w:r>
-          </w:p>
-        </w:tc>
-        <w:tc>
-          <w:tcPr>
-            <w:tcW w:type="dxa" w:w="3168"/>
-            <w:tcBorders>
-              <w:top w:val="single" w:sz="8" w:space="0" w:color="4B5563"/>
-              <w:left w:val="single" w:sz="8" w:space="0" w:color="4B5563"/>
-              <w:bottom w:val="single" w:sz="8" w:space="0" w:color="4B5563"/>
-              <w:right w:val="single" w:sz="8" w:space="0" w:color="4B5563"/>
-            </w:tcBorders>
-          </w:tcPr>
-          <w:p>
-            <w:pPr>
-              <w:spacing w:before="60" w:after="60" w:line="280" w:lineRule="exact"/>
-              <w:jc w:val="center"/>
-            </w:pPr>
-            <w:r>
-              <w:rPr>
-                <w:rFonts w:ascii="Times New Roman" w:hAnsi="Times New Roman"/>
-                <w:b w:val="0"/>
-                <w:i w:val="0"/>
-                <w:sz w:val="24"/>
-              </w:rPr>
-            </w:r>
-          </w:p>
-        </w:tc>
-      </w:tr>
-    </w:tbl>
     <w:p>
       <w:pPr>
-        <w:spacing w:before="60" w:after="60"/>
+        <w:spacing w:before="20" w:after="60"/>
+      </w:pPr>
+      <w:r>
+        <w:rPr>
+          <w:rFonts w:ascii="Times New Roman" w:hAnsi="Times New Roman"/>
+          <w:b/>
+          <w:i w:val="0"/>
+          <w:color w:val="DC2626"/>
+          <w:sz w:val="24"/>
+        </w:rPr>
+        <w:t xml:space="preserve">Đáp án: </w:t>
+      </w:r>
+      <w:r>
+        <w:rPr>
+          <w:rFonts w:ascii="Times New Roman" w:hAnsi="Times New Roman"/>
+          <w:b/>
+          <w:i w:val="0"/>
+          <w:color w:val="DC2626"/>
+          <w:sz w:val="24"/>
+        </w:rPr>
+        <w:t>12</w:t>
+      </w:r>
+    </w:p>
+    <w:p>
+      <w:pPr>
+        <w:spacing w:before="60" w:after="20"/>
       </w:pPr>
       <w:r>
         <w:rPr>
@@ -1965,75 +1969,31 @@
         <w:t>. Tính bán kính R của mặt cầu (S).</w:t>
       </w:r>
     </w:p>
-    <w:tbl>
-      <w:tblPr>
-        <w:tblW w:type="auto" w:w="0"/>
-        <w:jc w:val="left"/>
-        <w:tblLayout w:type="fixed"/>
-        <w:tblLook w:firstColumn="1" w:firstRow="1" w:lastColumn="0" w:lastRow="0" w:noHBand="0" w:noVBand="1" w:val="04A0"/>
-        <w:tblBorders>
-          <w:top w:val="none"/>
-          <w:left w:val="none"/>
-          <w:bottom w:val="none"/>
-          <w:right w:val="none"/>
-          <w:insideH w:val="none"/>
-          <w:insideV w:val="none"/>
-        </w:tblBorders>
-      </w:tblPr>
-      <w:tblGrid>
-        <w:gridCol w:w="5112"/>
-        <w:gridCol w:w="5112"/>
-      </w:tblGrid>
-      <w:tr>
-        <w:trPr>
-          <w:cantSplit/>
-        </w:trPr>
-        <w:tc>
-          <w:tcPr>
-            <w:tcW w:type="dxa" w:w="1296"/>
-          </w:tcPr>
-          <w:p>
-            <w:pPr>
-              <w:spacing w:before="40" w:after="40" w:line="276" w:lineRule="auto"/>
-            </w:pPr>
-            <w:r>
-              <w:rPr>
-                <w:rFonts w:ascii="Times New Roman" w:hAnsi="Times New Roman"/>
-                <w:b/>
-                <w:i w:val="0"/>
-                <w:sz w:val="22"/>
-              </w:rPr>
-              <w:t>Đáp án:</w:t>
-            </w:r>
-          </w:p>
-        </w:tc>
-        <w:tc>
-          <w:tcPr>
-            <w:tcW w:type="dxa" w:w="3168"/>
-            <w:tcBorders>
-              <w:top w:val="single" w:sz="8" w:space="0" w:color="4B5563"/>
-              <w:left w:val="single" w:sz="8" w:space="0" w:color="4B5563"/>
-              <w:bottom w:val="single" w:sz="8" w:space="0" w:color="4B5563"/>
-              <w:right w:val="single" w:sz="8" w:space="0" w:color="4B5563"/>
-            </w:tcBorders>
-          </w:tcPr>
-          <w:p>
-            <w:pPr>
-              <w:spacing w:before="60" w:after="60" w:line="280" w:lineRule="exact"/>
-              <w:jc w:val="center"/>
-            </w:pPr>
-            <w:r>
-              <w:rPr>
-                <w:rFonts w:ascii="Times New Roman" w:hAnsi="Times New Roman"/>
-                <w:b w:val="0"/>
-                <w:i w:val="0"/>
-                <w:sz w:val="24"/>
-              </w:rPr>
-            </w:r>
-          </w:p>
-        </w:tc>
-      </w:tr>
-    </w:tbl>
+    <w:p>
+      <w:pPr>
+        <w:spacing w:before="20" w:after="60"/>
+      </w:pPr>
+      <w:r>
+        <w:rPr>
+          <w:rFonts w:ascii="Times New Roman" w:hAnsi="Times New Roman"/>
+          <w:b/>
+          <w:i w:val="0"/>
+          <w:color w:val="DC2626"/>
+          <w:sz w:val="24"/>
+        </w:rPr>
+        <w:t xml:space="preserve">Đáp án: </w:t>
+      </w:r>
+      <w:r>
+        <w:rPr>
+          <w:rFonts w:ascii="Times New Roman" w:hAnsi="Times New Roman"/>
+          <w:b/>
+          <w:i w:val="0"/>
+          <w:color w:val="DC2626"/>
+          <w:sz w:val="24"/>
+        </w:rPr>
+        <w:t>3</w:t>
+      </w:r>
+    </w:p>
     <w:p>
       <w:pPr>
         <w:spacing w:before="240" w:after="80"/>
@@ -2059,12 +2019,12 @@
           <w:i/>
           <w:sz w:val="24"/>
         </w:rPr>
-        <w:t>Thí sinh trình bày chi tiết lời giải vào giấy làm bài.</w:t>
+        <w:t>Thí sinh trình bày chi tiết lời giải vào giấy làm bài. (Hướng dẫn chấm được in đậm màu đỏ)</w:t>
       </w:r>
     </w:p>
     <w:p>
       <w:pPr>
-        <w:spacing w:before="60" w:after="60"/>
+        <w:spacing w:before="60" w:after="40"/>
       </w:pPr>
       <w:r>
         <w:rPr>
@@ -2087,7 +2047,55 @@
     </w:p>
     <w:p>
       <w:pPr>
-        <w:spacing w:before="60" w:after="60"/>
+        <w:spacing w:before="20" w:after="60"/>
+      </w:pPr>
+      <w:r>
+        <w:rPr>
+          <w:rFonts w:ascii="Times New Roman" w:hAnsi="Times New Roman"/>
+          <w:b/>
+          <w:i w:val="0"/>
+          <w:color w:val="DC2626"/>
+          <w:sz w:val="24"/>
+        </w:rPr>
+        <w:t>Hướng dẫn chấm:</w:t>
+        <w:br/>
+      </w:r>
+      <w:r>
+        <w:rPr>
+          <w:rFonts w:ascii="Times New Roman" w:hAnsi="Times New Roman"/>
+          <w:b w:val="0"/>
+          <w:i w:val="0"/>
+          <w:color w:val="DC2626"/>
+          <w:sz w:val="24"/>
+        </w:rPr>
+        <w:t>• Diện tích đáy hình vuông: S_ABCD = a² (0,5 điểm).</w:t>
+        <w:br/>
+      </w:r>
+      <w:r>
+        <w:rPr>
+          <w:rFonts w:ascii="Times New Roman" w:hAnsi="Times New Roman"/>
+          <w:b w:val="0"/>
+          <w:i w:val="0"/>
+          <w:color w:val="DC2626"/>
+          <w:sz w:val="24"/>
+        </w:rPr>
+        <w:t>• Chiều cao hình chóp: h = SA = a√3 (0,5 điểm).</w:t>
+        <w:br/>
+      </w:r>
+      <w:r>
+        <w:rPr>
+          <w:rFonts w:ascii="Times New Roman" w:hAnsi="Times New Roman"/>
+          <w:b/>
+          <w:i w:val="0"/>
+          <w:color w:val="DC2626"/>
+          <w:sz w:val="24"/>
+        </w:rPr>
+        <w:t>• Thể tích: V = (1/3) * S_ABCD * h = (a³√3)/3 (0,5 điểm).</w:t>
+      </w:r>
+    </w:p>
+    <w:p>
+      <w:pPr>
+        <w:spacing w:before="60" w:after="40"/>
       </w:pPr>
       <w:r>
         <w:rPr>
@@ -2106,6 +2114,43 @@
           <w:sz w:val="24"/>
         </w:rPr>
         <w:t>Một ô tô đang chạy với vận tốc v₀ = 10 m/s thì người lái xe đạp phanh; từ thời điểm đó ô tô chuyển động chậm dần đều với gia tốc a(t) = -2t (m/s²). Tính quãng đường s ô tô di chuyển được từ lúc đạp phanh đến khi dừng hẳn.</w:t>
+      </w:r>
+    </w:p>
+    <w:p>
+      <w:pPr>
+        <w:spacing w:before="20" w:after="60"/>
+      </w:pPr>
+      <w:r>
+        <w:rPr>
+          <w:rFonts w:ascii="Times New Roman" w:hAnsi="Times New Roman"/>
+          <w:b/>
+          <w:i w:val="0"/>
+          <w:color w:val="DC2626"/>
+          <w:sz w:val="24"/>
+        </w:rPr>
+        <w:t>Hướng dẫn chấm:</w:t>
+        <w:br/>
+      </w:r>
+      <w:r>
+        <w:rPr>
+          <w:rFonts w:ascii="Times New Roman" w:hAnsi="Times New Roman"/>
+          <w:b w:val="0"/>
+          <w:i w:val="0"/>
+          <w:color w:val="DC2626"/>
+          <w:sz w:val="24"/>
+        </w:rPr>
+        <w:t>• Vận tốc v(t) = 10 - t² (m/s). Xe dừng lại khi v(t) = 0 &lt;=&gt; t = √10 (s) (0,5 điểm).</w:t>
+        <w:br/>
+      </w:r>
+      <w:r>
+        <w:rPr>
+          <w:rFonts w:ascii="Times New Roman" w:hAnsi="Times New Roman"/>
+          <w:b/>
+          <w:i w:val="0"/>
+          <w:color w:val="DC2626"/>
+          <w:sz w:val="24"/>
+        </w:rPr>
+        <w:t>• Quãng đường: s = ∫(10 - t²)dt từ 0 đến √10 = (20√10)/3 ≈ 21,08 mét (0,5 điểm).</w:t>
       </w:r>
     </w:p>
     <w:p>

--- a/samples/de_thi_mau_chuan.docx
+++ b/samples/de_thi_mau_chuan.docx
@@ -1461,7 +1461,7 @@
           <w:i/>
           <w:sz w:val="24"/>
         </w:rPr>
-        <w:t>Thí sinh trả lời từ câu 1 đến câu 2. Trong mỗi ý a), b), c), d) ở mỗi câu, thí sinh chọn Đúng hoặc Sai. (Đáp án Đúng/Sai được in đậm màu đỏ)</w:t>
+        <w:t>Thí sinh trả lời từ câu 1 đến câu 2. Trong mỗi ý a), b), c), d) ở mỗi câu, thí sinh chọn Đúng hoặc Sai. (Ý Đúng được in đậm màu đỏ, ý Sai không tô màu)</w:t>
       </w:r>
     </w:p>
     <w:p>
@@ -1509,8 +1509,9 @@
       <w:r>
         <w:rPr>
           <w:rFonts w:ascii="Times New Roman" w:hAnsi="Times New Roman"/>
-          <w:b w:val="0"/>
+          <w:b/>
           <w:i w:val="0"/>
+          <w:color w:val="DC2626"/>
           <w:sz w:val="24"/>
         </w:rPr>
         <w:t xml:space="preserve">a) Chi phí cố định khi chưa sản xuất sản phẩm nào (x = 0) là 500 nghìn đồng. </w:t>
@@ -1533,8 +1534,9 @@
       <w:r>
         <w:rPr>
           <w:rFonts w:ascii="Times New Roman" w:hAnsi="Times New Roman"/>
-          <w:b w:val="0"/>
+          <w:b/>
           <w:i w:val="0"/>
+          <w:color w:val="DC2626"/>
           <w:sz w:val="24"/>
         </w:rPr>
         <w:t xml:space="preserve">b) Chi phí biên tại mức sản lượng x = 10 là C'(10) = 100 nghìn đồng. </w:t>
@@ -1566,9 +1568,8 @@
       <w:r>
         <w:rPr>
           <w:rFonts w:ascii="Times New Roman" w:hAnsi="Times New Roman"/>
-          <w:b/>
+          <w:b w:val="0"/>
           <w:i w:val="0"/>
-          <w:color w:val="DC2626"/>
           <w:sz w:val="24"/>
         </w:rPr>
         <w:t>(Sai)</w:t>
@@ -1590,9 +1591,8 @@
       <w:r>
         <w:rPr>
           <w:rFonts w:ascii="Times New Roman" w:hAnsi="Times New Roman"/>
-          <w:b/>
+          <w:b w:val="0"/>
           <w:i w:val="0"/>
-          <w:color w:val="DC2626"/>
           <w:sz w:val="24"/>
         </w:rPr>
         <w:t>(Sai)</w:t>
@@ -1661,8 +1661,9 @@
       <w:r>
         <w:rPr>
           <w:rFonts w:ascii="Times New Roman" w:hAnsi="Times New Roman"/>
-          <w:b w:val="0"/>
+          <w:b/>
           <w:i w:val="0"/>
+          <w:color w:val="DC2626"/>
           <w:sz w:val="24"/>
         </w:rPr>
         <w:t xml:space="preserve">a) Tọa độ trọng tâm G của tam giác ABC là G(1; 1; 2). </w:t>
@@ -1685,11 +1686,12 @@
       <w:r>
         <w:rPr>
           <w:rFonts w:ascii="Times New Roman" w:hAnsi="Times New Roman"/>
-          <w:b w:val="0"/>
+          <w:b/>
           <w:i w:val="0"/>
+          <w:color w:val="DC2626"/>
           <w:sz w:val="24"/>
         </w:rPr>
-        <w:t xml:space="preserve">b) Mặt phẳng (P) có một vectơ pháp tuyến là n⃗ = (2; -1; 2). </w:t>
+        <w:t xml:space="preserve">b) Mặt phẳng (P) có một vectơ pháp tuyến là n = (2; -1; 2). </w:t>
       </w:r>
       <w:r>
         <w:rPr>
@@ -1718,9 +1720,8 @@
       <w:r>
         <w:rPr>
           <w:rFonts w:ascii="Times New Roman" w:hAnsi="Times New Roman"/>
-          <w:b/>
+          <w:b w:val="0"/>
           <w:i w:val="0"/>
-          <w:color w:val="DC2626"/>
           <w:sz w:val="24"/>
         </w:rPr>
         <w:t>(Sai)</w:t>
@@ -1742,9 +1743,8 @@
       <w:r>
         <w:rPr>
           <w:rFonts w:ascii="Times New Roman" w:hAnsi="Times New Roman"/>
-          <w:b/>
+          <w:b w:val="0"/>
           <w:i w:val="0"/>
-          <w:color w:val="DC2626"/>
           <w:sz w:val="24"/>
         </w:rPr>
         <w:t>(Sai)</w:t>

--- a/samples/de_thi_mau_chuan.docx
+++ b/samples/de_thi_mau_chuan.docx
@@ -1514,17 +1514,7 @@
           <w:color w:val="DC2626"/>
           <w:sz w:val="24"/>
         </w:rPr>
-        <w:t xml:space="preserve">a) Chi phí cố định khi chưa sản xuất sản phẩm nào (x = 0) là 500 nghìn đồng. </w:t>
-      </w:r>
-      <w:r>
-        <w:rPr>
-          <w:rFonts w:ascii="Times New Roman" w:hAnsi="Times New Roman"/>
-          <w:b/>
-          <w:i w:val="0"/>
-          <w:color w:val="DC2626"/>
-          <w:sz w:val="24"/>
-        </w:rPr>
-        <w:t>(Đúng)</w:t>
+        <w:t>a) Chi phí cố định khi chưa sản xuất sản phẩm nào (x = 0) là 500 nghìn đồng.</w:t>
       </w:r>
     </w:p>
     <w:p>
@@ -1539,17 +1529,7 @@
           <w:color w:val="DC2626"/>
           <w:sz w:val="24"/>
         </w:rPr>
-        <w:t xml:space="preserve">b) Chi phí biên tại mức sản lượng x = 10 là C'(10) = 100 nghìn đồng. </w:t>
-      </w:r>
-      <w:r>
-        <w:rPr>
-          <w:rFonts w:ascii="Times New Roman" w:hAnsi="Times New Roman"/>
-          <w:b/>
-          <w:i w:val="0"/>
-          <w:color w:val="DC2626"/>
-          <w:sz w:val="24"/>
-        </w:rPr>
-        <w:t>(Đúng)</w:t>
+        <w:t>b) Chi phí biên tại mức sản lượng x = 10 là C'(10) = 100 nghìn đồng.</w:t>
       </w:r>
     </w:p>
     <w:p>
@@ -1563,16 +1543,7 @@
           <w:i w:val="0"/>
           <w:sz w:val="24"/>
         </w:rPr>
-        <w:t xml:space="preserve">c) Chi phí sản xuất trung bình cho mỗi sản phẩm luôn giảm khi số lượng sản phẩm tăng từ 0 đến 25. </w:t>
-      </w:r>
-      <w:r>
-        <w:rPr>
-          <w:rFonts w:ascii="Times New Roman" w:hAnsi="Times New Roman"/>
-          <w:b w:val="0"/>
-          <w:i w:val="0"/>
-          <w:sz w:val="24"/>
-        </w:rPr>
-        <w:t>(Sai)</w:t>
+        <w:t>c) Chi phí sản xuất trung bình cho mỗi sản phẩm luôn giảm khi số lượng sản phẩm tăng từ 0 đến 25.</w:t>
       </w:r>
     </w:p>
     <w:p>
@@ -1586,16 +1557,7 @@
           <w:i w:val="0"/>
           <w:sz w:val="24"/>
         </w:rPr>
-        <w:t xml:space="preserve">d) Tổng chi phí sản xuất đạt giá trị nhỏ nhất khi mức sản lượng x = 20 sản phẩm. </w:t>
-      </w:r>
-      <w:r>
-        <w:rPr>
-          <w:rFonts w:ascii="Times New Roman" w:hAnsi="Times New Roman"/>
-          <w:b w:val="0"/>
-          <w:i w:val="0"/>
-          <w:sz w:val="24"/>
-        </w:rPr>
-        <w:t>(Sai)</w:t>
+        <w:t>d) Tổng chi phí sản xuất đạt giá trị nhỏ nhất khi mức sản lượng x = 20 sản phẩm.</w:t>
       </w:r>
     </w:p>
     <w:p>
@@ -1666,17 +1628,7 @@
           <w:color w:val="DC2626"/>
           <w:sz w:val="24"/>
         </w:rPr>
-        <w:t xml:space="preserve">a) Tọa độ trọng tâm G của tam giác ABC là G(1; 1; 2). </w:t>
-      </w:r>
-      <w:r>
-        <w:rPr>
-          <w:rFonts w:ascii="Times New Roman" w:hAnsi="Times New Roman"/>
-          <w:b/>
-          <w:i w:val="0"/>
-          <w:color w:val="DC2626"/>
-          <w:sz w:val="24"/>
-        </w:rPr>
-        <w:t>(Đúng)</w:t>
+        <w:t>a) Tọa độ trọng tâm G của tam giác ABC là G(1; 1; 2).</w:t>
       </w:r>
     </w:p>
     <w:p>
@@ -1691,17 +1643,7 @@
           <w:color w:val="DC2626"/>
           <w:sz w:val="24"/>
         </w:rPr>
-        <w:t xml:space="preserve">b) Mặt phẳng (P) có một vectơ pháp tuyến là n = (2; -1; 2). </w:t>
-      </w:r>
-      <w:r>
-        <w:rPr>
-          <w:rFonts w:ascii="Times New Roman" w:hAnsi="Times New Roman"/>
-          <w:b/>
-          <w:i w:val="0"/>
-          <w:color w:val="DC2626"/>
-          <w:sz w:val="24"/>
-        </w:rPr>
-        <w:t>(Đúng)</w:t>
+        <w:t>b) Mặt phẳng (P) có một vectơ pháp tuyến là n = (2; -1; 2).</w:t>
       </w:r>
     </w:p>
     <w:p>
@@ -1715,16 +1657,7 @@
           <w:i w:val="0"/>
           <w:sz w:val="24"/>
         </w:rPr>
-        <w:t xml:space="preserve">c) Điểm A(1; 0; 2) nằm trên mặt phẳng (P). </w:t>
-      </w:r>
-      <w:r>
-        <w:rPr>
-          <w:rFonts w:ascii="Times New Roman" w:hAnsi="Times New Roman"/>
-          <w:b w:val="0"/>
-          <w:i w:val="0"/>
-          <w:sz w:val="24"/>
-        </w:rPr>
-        <w:t>(Sai)</w:t>
+        <w:t>c) Điểm A(1; 0; 2) nằm trên mặt phẳng (P).</w:t>
       </w:r>
     </w:p>
     <w:p>
@@ -1738,16 +1671,7 @@
           <w:i w:val="0"/>
           <w:sz w:val="24"/>
         </w:rPr>
-        <w:t xml:space="preserve">d) Khoảng cách từ gốc tọa độ O đến mặt phẳng (P) bằng 1. </w:t>
-      </w:r>
-      <w:r>
-        <w:rPr>
-          <w:rFonts w:ascii="Times New Roman" w:hAnsi="Times New Roman"/>
-          <w:b w:val="0"/>
-          <w:i w:val="0"/>
-          <w:sz w:val="24"/>
-        </w:rPr>
-        <w:t>(Sai)</w:t>
+        <w:t>d) Khoảng cách từ gốc tọa độ O đến mặt phẳng (P) bằng 1.</w:t>
       </w:r>
     </w:p>
     <w:p>

--- a/samples/de_thi_mau_chuan.docx
+++ b/samples/de_thi_mau_chuan.docx
@@ -1237,15 +1237,23 @@
         </w:rPr>
         <w:t xml:space="preserve">Trong không gian Oxyz, cho hai vectơ </w:t>
       </w:r>
-      <w:r>
-        <w:rPr>
-          <w:rFonts w:ascii="Times New Roman" w:hAnsi="Times New Roman"/>
-          <w:b w:val="0"/>
-          <w:i/>
-          <w:sz w:val="24"/>
-        </w:rPr>
-        <w:t>a⃗ = (1; 2; -1)</w:t>
-      </w:r>
+      <m:oMath>
+        <m:acc>
+          <m:accPr>
+            <m:chr m:val="⃗"/>
+          </m:accPr>
+          <m:e>
+            <m:r>
+              <w:rPr/>
+              <m:t>a</m:t>
+            </m:r>
+          </m:e>
+        </m:acc>
+        <m:r>
+          <w:rPr/>
+          <m:t xml:space="preserve"> = (1; 2; -1)</m:t>
+        </m:r>
+      </m:oMath>
       <w:r>
         <w:rPr>
           <w:rFonts w:ascii="Times New Roman" w:hAnsi="Times New Roman"/>
@@ -1255,15 +1263,23 @@
         </w:rPr>
         <w:t xml:space="preserve"> và </w:t>
       </w:r>
-      <w:r>
-        <w:rPr>
-          <w:rFonts w:ascii="Times New Roman" w:hAnsi="Times New Roman"/>
-          <w:b w:val="0"/>
-          <w:i/>
-          <w:sz w:val="24"/>
-        </w:rPr>
-        <w:t>b⃗ = (2; 0; 1)</w:t>
-      </w:r>
+      <m:oMath>
+        <m:acc>
+          <m:accPr>
+            <m:chr m:val="⃗"/>
+          </m:accPr>
+          <m:e>
+            <m:r>
+              <w:rPr/>
+              <m:t>b</m:t>
+            </m:r>
+          </m:e>
+        </m:acc>
+        <m:r>
+          <w:rPr/>
+          <m:t xml:space="preserve"> = (2; 0; 1)</m:t>
+        </m:r>
+      </m:oMath>
       <w:r>
         <w:rPr>
           <w:rFonts w:ascii="Times New Roman" w:hAnsi="Times New Roman"/>
@@ -1273,15 +1289,44 @@
         </w:rPr>
         <w:t xml:space="preserve">. Tọa độ của vectơ </w:t>
       </w:r>
-      <w:r>
-        <w:rPr>
-          <w:rFonts w:ascii="Times New Roman" w:hAnsi="Times New Roman"/>
-          <w:b w:val="0"/>
-          <w:i/>
-          <w:sz w:val="24"/>
-        </w:rPr>
-        <w:t>u⃗ = a⃗ + 2b⃗</w:t>
-      </w:r>
+      <m:oMath>
+        <m:acc>
+          <m:accPr>
+            <m:chr m:val="⃗"/>
+          </m:accPr>
+          <m:e>
+            <m:r>
+              <m:t>u</m:t>
+            </m:r>
+          </m:e>
+        </m:acc>
+        <m:r>
+          <m:t xml:space="preserve"> = </m:t>
+        </m:r>
+        <m:acc>
+          <m:accPr>
+            <m:chr m:val="⃗"/>
+          </m:accPr>
+          <m:e>
+            <m:r>
+              <m:t>a</m:t>
+            </m:r>
+          </m:e>
+        </m:acc>
+        <m:r>
+          <m:t xml:space="preserve"> + 2</m:t>
+        </m:r>
+        <m:acc>
+          <m:accPr>
+            <m:chr m:val="⃗"/>
+          </m:accPr>
+          <m:e>
+            <m:r>
+              <m:t>b</m:t>
+            </m:r>
+          </m:e>
+        </m:acc>
+      </m:oMath>
       <w:r>
         <w:rPr>
           <w:rFonts w:ascii="Times New Roman" w:hAnsi="Times New Roman"/>
@@ -1333,16 +1378,29 @@
               </w:rPr>
               <w:t xml:space="preserve">A. </w:t>
             </w:r>
-            <w:r>
-              <w:rPr>
-                <w:rFonts w:ascii="Times New Roman" w:hAnsi="Times New Roman"/>
-                <w:b/>
-                <w:i w:val="0"/>
-                <w:color w:val="DC2626"/>
-                <w:sz w:val="24"/>
-              </w:rPr>
-              <w:t>u⃗ = (5; 2; 1).</w:t>
-            </w:r>
+            <m:oMath>
+              <m:acc>
+                <m:accPr>
+                  <m:chr m:val="⃗"/>
+                </m:accPr>
+                <m:e>
+                  <m:r>
+                    <w:rPr>
+                      <w:color w:val="DC2626"/>
+                      <w:b/>
+                    </w:rPr>
+                    <m:t>u</m:t>
+                  </m:r>
+                </m:e>
+              </m:acc>
+              <m:r>
+                <w:rPr>
+                  <w:color w:val="DC2626"/>
+                  <w:b/>
+                </w:rPr>
+                <m:t xml:space="preserve"> = (5; 2; 1).</m:t>
+              </m:r>
+            </m:oMath>
           </w:p>
         </w:tc>
         <w:tc>
@@ -1362,15 +1420,23 @@
               </w:rPr>
               <w:t xml:space="preserve">B. </w:t>
             </w:r>
-            <w:r>
-              <w:rPr>
-                <w:rFonts w:ascii="Times New Roman" w:hAnsi="Times New Roman"/>
-                <w:b w:val="0"/>
-                <w:i w:val="0"/>
-                <w:sz w:val="24"/>
-              </w:rPr>
-              <w:t>u⃗ = (3; 2; 0).</w:t>
-            </w:r>
+            <m:oMath>
+              <m:acc>
+                <m:accPr>
+                  <m:chr m:val="⃗"/>
+                </m:accPr>
+                <m:e>
+                  <m:r>
+                    <w:rPr/>
+                    <m:t>u</m:t>
+                  </m:r>
+                </m:e>
+              </m:acc>
+              <m:r>
+                <w:rPr/>
+                <m:t xml:space="preserve"> = (3; 2; 0).</m:t>
+              </m:r>
+            </m:oMath>
           </w:p>
         </w:tc>
       </w:tr>
@@ -1395,15 +1461,23 @@
               </w:rPr>
               <w:t xml:space="preserve">C. </w:t>
             </w:r>
-            <w:r>
-              <w:rPr>
-                <w:rFonts w:ascii="Times New Roman" w:hAnsi="Times New Roman"/>
-                <w:b w:val="0"/>
-                <w:i w:val="0"/>
-                <w:sz w:val="24"/>
-              </w:rPr>
-              <w:t>u⃗ = (5; 4; 1).</w:t>
-            </w:r>
+            <m:oMath>
+              <m:acc>
+                <m:accPr>
+                  <m:chr m:val="⃗"/>
+                </m:accPr>
+                <m:e>
+                  <m:r>
+                    <w:rPr/>
+                    <m:t>u</m:t>
+                  </m:r>
+                </m:e>
+              </m:acc>
+              <m:r>
+                <w:rPr/>
+                <m:t xml:space="preserve"> = (5; 4; 1).</m:t>
+              </m:r>
+            </m:oMath>
           </w:p>
         </w:tc>
         <w:tc>
@@ -1423,15 +1497,23 @@
               </w:rPr>
               <w:t xml:space="preserve">D. </w:t>
             </w:r>
-            <w:r>
-              <w:rPr>
-                <w:rFonts w:ascii="Times New Roman" w:hAnsi="Times New Roman"/>
-                <w:b w:val="0"/>
-                <w:i w:val="0"/>
-                <w:sz w:val="24"/>
-              </w:rPr>
-              <w:t>u⃗ = (4; 2; -1).</w:t>
-            </w:r>
+            <m:oMath>
+              <m:acc>
+                <m:accPr>
+                  <m:chr m:val="⃗"/>
+                </m:accPr>
+                <m:e>
+                  <m:r>
+                    <w:rPr/>
+                    <m:t>u</m:t>
+                  </m:r>
+                </m:e>
+              </m:acc>
+              <m:r>
+                <w:rPr/>
+                <m:t xml:space="preserve"> = (4; 2; -1).</m:t>
+              </m:r>
+            </m:oMath>
           </w:p>
         </w:tc>
       </w:tr>
